--- a/Generated_CDN_Links.docx
+++ b/Generated_CDN_Links.docx
@@ -7,7 +7,7 @@
         <w:pStyle w:val="Heading1"/>
       </w:pPr>
       <w:r>
-        <w:t xml:space="preserve">Automated CDN Links Log (Total Runs: 764)</w:t>
+        <w:t xml:space="preserve">Automated CDN Links Log (Total Runs: 767)</w:t>
       </w:r>
     </w:p>
     <w:p>
@@ -58071,6 +58071,234 @@
     <w:p>
       <w:r>
         <w:t xml:space="preserve">Skypack (ESM): https://cdn.skypack.dev/xskullx-auto-764-pkg</w:t>
+      </w:r>
+    </w:p>
+    <w:p/>
+    <w:p>
+      <w:pPr>
+        <w:pStyle w:val="Heading2"/>
+      </w:pPr>
+      <w:r>
+        <w:t xml:space="preserve">Instance: xskullx-auto-765 (9/5/2026, 5:59:35 PM)</w:t>
+      </w:r>
+    </w:p>
+    <w:p>
+      <w:r>
+        <w:t xml:space="preserve">=== SOURCE PLATFORMS ===</w:t>
+      </w:r>
+    </w:p>
+    <w:p>
+      <w:r>
+        <w:t xml:space="preserve">Vercel URL: https://xskullx-auto-765.vercel.app</w:t>
+      </w:r>
+    </w:p>
+    <w:p>
+      <w:r>
+        <w:t xml:space="preserve">GitHub Repo: https://github.com/Gamer69a/XSKULLX3</w:t>
+      </w:r>
+    </w:p>
+    <w:p>
+      <w:r>
+        <w:t xml:space="preserve">npm Registry: https://www.npmjs.com/package/xskullx-auto-765-pkg</w:t>
+      </w:r>
+    </w:p>
+    <w:p/>
+    <w:p>
+      <w:r>
+        <w:t xml:space="preserve">=== AUTO-UPDATING CDN LINKS (ALWAYS LATEST) ===</w:t>
+      </w:r>
+    </w:p>
+    <w:p>
+      <w:r>
+        <w:t xml:space="preserve">UNPKG Latest: https://unpkg.com/xskullx-auto-765-pkg/index.html</w:t>
+      </w:r>
+    </w:p>
+    <w:p>
+      <w:r>
+        <w:t xml:space="preserve">jsDelivr Latest: https://cdn.jsdelivr.net/npm/xskullx-auto-765-pkg/index.html</w:t>
+      </w:r>
+    </w:p>
+    <w:p/>
+    <w:p>
+      <w:r>
+        <w:t xml:space="preserve">=== PINNED VERSION ARCHIVE ===</w:t>
+      </w:r>
+    </w:p>
+    <w:p>
+      <w:r>
+        <w:t xml:space="preserve">jsDelivr (GitHub): https://cdn.jsdelivr.net/gh/gamer69a/xskullx-auto-765@main/index.html</w:t>
+      </w:r>
+    </w:p>
+    <w:p>
+      <w:r>
+        <w:t xml:space="preserve">jsDelivr (Commit Hash): https://cdn.jsdelivr.net/gh/gamer69a/xskullx-auto-765@HEAD/index.html</w:t>
+      </w:r>
+    </w:p>
+    <w:p>
+      <w:r>
+        <w:t xml:space="preserve">rawgit.hack: https://rawgit.hack.workers.dev/gamer69a/xskullx-auto-765/main/index.html</w:t>
+      </w:r>
+    </w:p>
+    <w:p>
+      <w:r>
+        <w:t xml:space="preserve">HTMLPreview: https://htmlpreview.github.io/?https://github.com/gamer69a/xskullx-auto-765/blob/main/index.html</w:t>
+      </w:r>
+    </w:p>
+    <w:p>
+      <w:r>
+        <w:t xml:space="preserve">Skypack (ESM): https://cdn.skypack.dev/xskullx-auto-765-pkg</w:t>
+      </w:r>
+    </w:p>
+    <w:p/>
+    <w:p>
+      <w:pPr>
+        <w:pStyle w:val="Heading2"/>
+      </w:pPr>
+      <w:r>
+        <w:t xml:space="preserve">Instance: xskullx-auto-766 (9/5/2026, 5:59:35 PM)</w:t>
+      </w:r>
+    </w:p>
+    <w:p>
+      <w:r>
+        <w:t xml:space="preserve">=== SOURCE PLATFORMS ===</w:t>
+      </w:r>
+    </w:p>
+    <w:p>
+      <w:r>
+        <w:t xml:space="preserve">Vercel URL: https://xskullx-auto-766.vercel.app</w:t>
+      </w:r>
+    </w:p>
+    <w:p>
+      <w:r>
+        <w:t xml:space="preserve">GitHub Repo: https://github.com/Gamer69a/XSKULLX3</w:t>
+      </w:r>
+    </w:p>
+    <w:p>
+      <w:r>
+        <w:t xml:space="preserve">npm Registry: https://www.npmjs.com/package/xskullx-auto-766-pkg</w:t>
+      </w:r>
+    </w:p>
+    <w:p/>
+    <w:p>
+      <w:r>
+        <w:t xml:space="preserve">=== AUTO-UPDATING CDN LINKS (ALWAYS LATEST) ===</w:t>
+      </w:r>
+    </w:p>
+    <w:p>
+      <w:r>
+        <w:t xml:space="preserve">UNPKG Latest: https://unpkg.com/xskullx-auto-766-pkg/index.html</w:t>
+      </w:r>
+    </w:p>
+    <w:p>
+      <w:r>
+        <w:t xml:space="preserve">jsDelivr Latest: https://cdn.jsdelivr.net/npm/xskullx-auto-766-pkg/index.html</w:t>
+      </w:r>
+    </w:p>
+    <w:p/>
+    <w:p>
+      <w:r>
+        <w:t xml:space="preserve">=== PINNED VERSION ARCHIVE ===</w:t>
+      </w:r>
+    </w:p>
+    <w:p>
+      <w:r>
+        <w:t xml:space="preserve">jsDelivr (GitHub): https://cdn.jsdelivr.net/gh/gamer69a/xskullx-auto-766@main/index.html</w:t>
+      </w:r>
+    </w:p>
+    <w:p>
+      <w:r>
+        <w:t xml:space="preserve">jsDelivr (Commit Hash): https://cdn.jsdelivr.net/gh/gamer69a/xskullx-auto-766@HEAD/index.html</w:t>
+      </w:r>
+    </w:p>
+    <w:p>
+      <w:r>
+        <w:t xml:space="preserve">rawgit.hack: https://rawgit.hack.workers.dev/gamer69a/xskullx-auto-766/main/index.html</w:t>
+      </w:r>
+    </w:p>
+    <w:p>
+      <w:r>
+        <w:t xml:space="preserve">HTMLPreview: https://htmlpreview.github.io/?https://github.com/gamer69a/xskullx-auto-766/blob/main/index.html</w:t>
+      </w:r>
+    </w:p>
+    <w:p>
+      <w:r>
+        <w:t xml:space="preserve">Skypack (ESM): https://cdn.skypack.dev/xskullx-auto-766-pkg</w:t>
+      </w:r>
+    </w:p>
+    <w:p/>
+    <w:p>
+      <w:pPr>
+        <w:pStyle w:val="Heading2"/>
+      </w:pPr>
+      <w:r>
+        <w:t xml:space="preserve">Instance: xskullx-auto-767 (9/5/2026, 5:59:35 PM)</w:t>
+      </w:r>
+    </w:p>
+    <w:p>
+      <w:r>
+        <w:t xml:space="preserve">=== SOURCE PLATFORMS ===</w:t>
+      </w:r>
+    </w:p>
+    <w:p>
+      <w:r>
+        <w:t xml:space="preserve">Vercel URL: https://xskullx-auto-767.vercel.app</w:t>
+      </w:r>
+    </w:p>
+    <w:p>
+      <w:r>
+        <w:t xml:space="preserve">GitHub Repo: https://github.com/Gamer69a/XSKULLX3</w:t>
+      </w:r>
+    </w:p>
+    <w:p>
+      <w:r>
+        <w:t xml:space="preserve">npm Registry: https://www.npmjs.com/package/xskullx-auto-767-pkg</w:t>
+      </w:r>
+    </w:p>
+    <w:p/>
+    <w:p>
+      <w:r>
+        <w:t xml:space="preserve">=== AUTO-UPDATING CDN LINKS (ALWAYS LATEST) ===</w:t>
+      </w:r>
+    </w:p>
+    <w:p>
+      <w:r>
+        <w:t xml:space="preserve">UNPKG Latest: https://unpkg.com/xskullx-auto-767-pkg/index.html</w:t>
+      </w:r>
+    </w:p>
+    <w:p>
+      <w:r>
+        <w:t xml:space="preserve">jsDelivr Latest: https://cdn.jsdelivr.net/npm/xskullx-auto-767-pkg/index.html</w:t>
+      </w:r>
+    </w:p>
+    <w:p/>
+    <w:p>
+      <w:r>
+        <w:t xml:space="preserve">=== PINNED VERSION ARCHIVE ===</w:t>
+      </w:r>
+    </w:p>
+    <w:p>
+      <w:r>
+        <w:t xml:space="preserve">jsDelivr (GitHub): https://cdn.jsdelivr.net/gh/gamer69a/xskullx-auto-767@main/index.html</w:t>
+      </w:r>
+    </w:p>
+    <w:p>
+      <w:r>
+        <w:t xml:space="preserve">jsDelivr (Commit Hash): https://cdn.jsdelivr.net/gh/gamer69a/xskullx-auto-767@HEAD/index.html</w:t>
+      </w:r>
+    </w:p>
+    <w:p>
+      <w:r>
+        <w:t xml:space="preserve">rawgit.hack: https://rawgit.hack.workers.dev/gamer69a/xskullx-auto-767/main/index.html</w:t>
+      </w:r>
+    </w:p>
+    <w:p>
+      <w:r>
+        <w:t xml:space="preserve">HTMLPreview: https://htmlpreview.github.io/?https://github.com/gamer69a/xskullx-auto-767/blob/main/index.html</w:t>
+      </w:r>
+    </w:p>
+    <w:p>
+      <w:r>
+        <w:t xml:space="preserve">Skypack (ESM): https://cdn.skypack.dev/xskullx-auto-767-pkg</w:t>
       </w:r>
     </w:p>
     <w:p/>

--- a/Generated_CDN_Links.docx
+++ b/Generated_CDN_Links.docx
@@ -7,7 +7,7 @@
         <w:pStyle w:val="Heading1"/>
       </w:pPr>
       <w:r>
-        <w:t xml:space="preserve">Automated CDN Links Log (Total Runs: 767)</w:t>
+        <w:t xml:space="preserve">Automated CDN Links Log (Total Runs: 770)</w:t>
       </w:r>
     </w:p>
     <w:p>
@@ -58299,6 +58299,234 @@
     <w:p>
       <w:r>
         <w:t xml:space="preserve">Skypack (ESM): https://cdn.skypack.dev/xskullx-auto-767-pkg</w:t>
+      </w:r>
+    </w:p>
+    <w:p/>
+    <w:p>
+      <w:pPr>
+        <w:pStyle w:val="Heading2"/>
+      </w:pPr>
+      <w:r>
+        <w:t xml:space="preserve">Instance: xskullx-auto-768 (9/5/2026, 8:15:50 PM)</w:t>
+      </w:r>
+    </w:p>
+    <w:p>
+      <w:r>
+        <w:t xml:space="preserve">=== SOURCE PLATFORMS ===</w:t>
+      </w:r>
+    </w:p>
+    <w:p>
+      <w:r>
+        <w:t xml:space="preserve">Vercel URL: https://xskullx-auto-768.vercel.app</w:t>
+      </w:r>
+    </w:p>
+    <w:p>
+      <w:r>
+        <w:t xml:space="preserve">GitHub Repo: https://github.com/Gamer69a/XSKULLX3</w:t>
+      </w:r>
+    </w:p>
+    <w:p>
+      <w:r>
+        <w:t xml:space="preserve">npm Registry: https://www.npmjs.com/package/xskullx-auto-768-pkg</w:t>
+      </w:r>
+    </w:p>
+    <w:p/>
+    <w:p>
+      <w:r>
+        <w:t xml:space="preserve">=== AUTO-UPDATING CDN LINKS (ALWAYS LATEST) ===</w:t>
+      </w:r>
+    </w:p>
+    <w:p>
+      <w:r>
+        <w:t xml:space="preserve">UNPKG Latest: https://unpkg.com/xskullx-auto-768-pkg/index.html</w:t>
+      </w:r>
+    </w:p>
+    <w:p>
+      <w:r>
+        <w:t xml:space="preserve">jsDelivr Latest: https://cdn.jsdelivr.net/npm/xskullx-auto-768-pkg/index.html</w:t>
+      </w:r>
+    </w:p>
+    <w:p/>
+    <w:p>
+      <w:r>
+        <w:t xml:space="preserve">=== PINNED VERSION ARCHIVE ===</w:t>
+      </w:r>
+    </w:p>
+    <w:p>
+      <w:r>
+        <w:t xml:space="preserve">jsDelivr (GitHub): https://cdn.jsdelivr.net/gh/gamer69a/xskullx-auto-768@main/index.html</w:t>
+      </w:r>
+    </w:p>
+    <w:p>
+      <w:r>
+        <w:t xml:space="preserve">jsDelivr (Commit Hash): https://cdn.jsdelivr.net/gh/gamer69a/xskullx-auto-768@HEAD/index.html</w:t>
+      </w:r>
+    </w:p>
+    <w:p>
+      <w:r>
+        <w:t xml:space="preserve">rawgit.hack: https://rawgit.hack.workers.dev/gamer69a/xskullx-auto-768/main/index.html</w:t>
+      </w:r>
+    </w:p>
+    <w:p>
+      <w:r>
+        <w:t xml:space="preserve">HTMLPreview: https://htmlpreview.github.io/?https://github.com/gamer69a/xskullx-auto-768/blob/main/index.html</w:t>
+      </w:r>
+    </w:p>
+    <w:p>
+      <w:r>
+        <w:t xml:space="preserve">Skypack (ESM): https://cdn.skypack.dev/xskullx-auto-768-pkg</w:t>
+      </w:r>
+    </w:p>
+    <w:p/>
+    <w:p>
+      <w:pPr>
+        <w:pStyle w:val="Heading2"/>
+      </w:pPr>
+      <w:r>
+        <w:t xml:space="preserve">Instance: xskullx-auto-769 (9/5/2026, 8:15:50 PM)</w:t>
+      </w:r>
+    </w:p>
+    <w:p>
+      <w:r>
+        <w:t xml:space="preserve">=== SOURCE PLATFORMS ===</w:t>
+      </w:r>
+    </w:p>
+    <w:p>
+      <w:r>
+        <w:t xml:space="preserve">Vercel URL: https://xskullx-auto-769.vercel.app</w:t>
+      </w:r>
+    </w:p>
+    <w:p>
+      <w:r>
+        <w:t xml:space="preserve">GitHub Repo: https://github.com/Gamer69a/XSKULLX3</w:t>
+      </w:r>
+    </w:p>
+    <w:p>
+      <w:r>
+        <w:t xml:space="preserve">npm Registry: https://www.npmjs.com/package/xskullx-auto-769-pkg</w:t>
+      </w:r>
+    </w:p>
+    <w:p/>
+    <w:p>
+      <w:r>
+        <w:t xml:space="preserve">=== AUTO-UPDATING CDN LINKS (ALWAYS LATEST) ===</w:t>
+      </w:r>
+    </w:p>
+    <w:p>
+      <w:r>
+        <w:t xml:space="preserve">UNPKG Latest: https://unpkg.com/xskullx-auto-769-pkg/index.html</w:t>
+      </w:r>
+    </w:p>
+    <w:p>
+      <w:r>
+        <w:t xml:space="preserve">jsDelivr Latest: https://cdn.jsdelivr.net/npm/xskullx-auto-769-pkg/index.html</w:t>
+      </w:r>
+    </w:p>
+    <w:p/>
+    <w:p>
+      <w:r>
+        <w:t xml:space="preserve">=== PINNED VERSION ARCHIVE ===</w:t>
+      </w:r>
+    </w:p>
+    <w:p>
+      <w:r>
+        <w:t xml:space="preserve">jsDelivr (GitHub): https://cdn.jsdelivr.net/gh/gamer69a/xskullx-auto-769@main/index.html</w:t>
+      </w:r>
+    </w:p>
+    <w:p>
+      <w:r>
+        <w:t xml:space="preserve">jsDelivr (Commit Hash): https://cdn.jsdelivr.net/gh/gamer69a/xskullx-auto-769@HEAD/index.html</w:t>
+      </w:r>
+    </w:p>
+    <w:p>
+      <w:r>
+        <w:t xml:space="preserve">rawgit.hack: https://rawgit.hack.workers.dev/gamer69a/xskullx-auto-769/main/index.html</w:t>
+      </w:r>
+    </w:p>
+    <w:p>
+      <w:r>
+        <w:t xml:space="preserve">HTMLPreview: https://htmlpreview.github.io/?https://github.com/gamer69a/xskullx-auto-769/blob/main/index.html</w:t>
+      </w:r>
+    </w:p>
+    <w:p>
+      <w:r>
+        <w:t xml:space="preserve">Skypack (ESM): https://cdn.skypack.dev/xskullx-auto-769-pkg</w:t>
+      </w:r>
+    </w:p>
+    <w:p/>
+    <w:p>
+      <w:pPr>
+        <w:pStyle w:val="Heading2"/>
+      </w:pPr>
+      <w:r>
+        <w:t xml:space="preserve">Instance: xskullx-auto-770 (9/5/2026, 8:15:50 PM)</w:t>
+      </w:r>
+    </w:p>
+    <w:p>
+      <w:r>
+        <w:t xml:space="preserve">=== SOURCE PLATFORMS ===</w:t>
+      </w:r>
+    </w:p>
+    <w:p>
+      <w:r>
+        <w:t xml:space="preserve">Vercel URL: https://xskullx-auto-770.vercel.app</w:t>
+      </w:r>
+    </w:p>
+    <w:p>
+      <w:r>
+        <w:t xml:space="preserve">GitHub Repo: https://github.com/Gamer69a/XSKULLX3</w:t>
+      </w:r>
+    </w:p>
+    <w:p>
+      <w:r>
+        <w:t xml:space="preserve">npm Registry: https://www.npmjs.com/package/xskullx-auto-770-pkg</w:t>
+      </w:r>
+    </w:p>
+    <w:p/>
+    <w:p>
+      <w:r>
+        <w:t xml:space="preserve">=== AUTO-UPDATING CDN LINKS (ALWAYS LATEST) ===</w:t>
+      </w:r>
+    </w:p>
+    <w:p>
+      <w:r>
+        <w:t xml:space="preserve">UNPKG Latest: https://unpkg.com/xskullx-auto-770-pkg/index.html</w:t>
+      </w:r>
+    </w:p>
+    <w:p>
+      <w:r>
+        <w:t xml:space="preserve">jsDelivr Latest: https://cdn.jsdelivr.net/npm/xskullx-auto-770-pkg/index.html</w:t>
+      </w:r>
+    </w:p>
+    <w:p/>
+    <w:p>
+      <w:r>
+        <w:t xml:space="preserve">=== PINNED VERSION ARCHIVE ===</w:t>
+      </w:r>
+    </w:p>
+    <w:p>
+      <w:r>
+        <w:t xml:space="preserve">jsDelivr (GitHub): https://cdn.jsdelivr.net/gh/gamer69a/xskullx-auto-770@main/index.html</w:t>
+      </w:r>
+    </w:p>
+    <w:p>
+      <w:r>
+        <w:t xml:space="preserve">jsDelivr (Commit Hash): https://cdn.jsdelivr.net/gh/gamer69a/xskullx-auto-770@HEAD/index.html</w:t>
+      </w:r>
+    </w:p>
+    <w:p>
+      <w:r>
+        <w:t xml:space="preserve">rawgit.hack: https://rawgit.hack.workers.dev/gamer69a/xskullx-auto-770/main/index.html</w:t>
+      </w:r>
+    </w:p>
+    <w:p>
+      <w:r>
+        <w:t xml:space="preserve">HTMLPreview: https://htmlpreview.github.io/?https://github.com/gamer69a/xskullx-auto-770/blob/main/index.html</w:t>
+      </w:r>
+    </w:p>
+    <w:p>
+      <w:r>
+        <w:t xml:space="preserve">Skypack (ESM): https://cdn.skypack.dev/xskullx-auto-770-pkg</w:t>
       </w:r>
     </w:p>
     <w:p/>

--- a/Generated_CDN_Links.docx
+++ b/Generated_CDN_Links.docx
@@ -7,7 +7,7 @@
         <w:pStyle w:val="Heading1"/>
       </w:pPr>
       <w:r>
-        <w:t xml:space="preserve">Automated CDN Links Log (Total Runs: 770)</w:t>
+        <w:t xml:space="preserve">Automated CDN Links Log (Total Runs: 773)</w:t>
       </w:r>
     </w:p>
     <w:p>
@@ -58527,6 +58527,234 @@
     <w:p>
       <w:r>
         <w:t xml:space="preserve">Skypack (ESM): https://cdn.skypack.dev/xskullx-auto-770-pkg</w:t>
+      </w:r>
+    </w:p>
+    <w:p/>
+    <w:p>
+      <w:pPr>
+        <w:pStyle w:val="Heading2"/>
+      </w:pPr>
+      <w:r>
+        <w:t xml:space="preserve">Instance: xskullx-auto-771 (9/5/2026, 10:10:03 PM)</w:t>
+      </w:r>
+    </w:p>
+    <w:p>
+      <w:r>
+        <w:t xml:space="preserve">=== SOURCE PLATFORMS ===</w:t>
+      </w:r>
+    </w:p>
+    <w:p>
+      <w:r>
+        <w:t xml:space="preserve">Vercel URL: https://xskullx-auto-771.vercel.app</w:t>
+      </w:r>
+    </w:p>
+    <w:p>
+      <w:r>
+        <w:t xml:space="preserve">GitHub Repo: https://github.com/Gamer69a/XSKULLX3</w:t>
+      </w:r>
+    </w:p>
+    <w:p>
+      <w:r>
+        <w:t xml:space="preserve">npm Registry: https://www.npmjs.com/package/xskullx-auto-771-pkg</w:t>
+      </w:r>
+    </w:p>
+    <w:p/>
+    <w:p>
+      <w:r>
+        <w:t xml:space="preserve">=== AUTO-UPDATING CDN LINKS (ALWAYS LATEST) ===</w:t>
+      </w:r>
+    </w:p>
+    <w:p>
+      <w:r>
+        <w:t xml:space="preserve">UNPKG Latest: https://unpkg.com/xskullx-auto-771-pkg/index.html</w:t>
+      </w:r>
+    </w:p>
+    <w:p>
+      <w:r>
+        <w:t xml:space="preserve">jsDelivr Latest: https://cdn.jsdelivr.net/npm/xskullx-auto-771-pkg/index.html</w:t>
+      </w:r>
+    </w:p>
+    <w:p/>
+    <w:p>
+      <w:r>
+        <w:t xml:space="preserve">=== PINNED VERSION ARCHIVE ===</w:t>
+      </w:r>
+    </w:p>
+    <w:p>
+      <w:r>
+        <w:t xml:space="preserve">jsDelivr (GitHub): https://cdn.jsdelivr.net/gh/gamer69a/xskullx-auto-771@main/index.html</w:t>
+      </w:r>
+    </w:p>
+    <w:p>
+      <w:r>
+        <w:t xml:space="preserve">jsDelivr (Commit Hash): https://cdn.jsdelivr.net/gh/gamer69a/xskullx-auto-771@HEAD/index.html</w:t>
+      </w:r>
+    </w:p>
+    <w:p>
+      <w:r>
+        <w:t xml:space="preserve">rawgit.hack: https://rawgit.hack.workers.dev/gamer69a/xskullx-auto-771/main/index.html</w:t>
+      </w:r>
+    </w:p>
+    <w:p>
+      <w:r>
+        <w:t xml:space="preserve">HTMLPreview: https://htmlpreview.github.io/?https://github.com/gamer69a/xskullx-auto-771/blob/main/index.html</w:t>
+      </w:r>
+    </w:p>
+    <w:p>
+      <w:r>
+        <w:t xml:space="preserve">Skypack (ESM): https://cdn.skypack.dev/xskullx-auto-771-pkg</w:t>
+      </w:r>
+    </w:p>
+    <w:p/>
+    <w:p>
+      <w:pPr>
+        <w:pStyle w:val="Heading2"/>
+      </w:pPr>
+      <w:r>
+        <w:t xml:space="preserve">Instance: xskullx-auto-772 (9/5/2026, 10:10:03 PM)</w:t>
+      </w:r>
+    </w:p>
+    <w:p>
+      <w:r>
+        <w:t xml:space="preserve">=== SOURCE PLATFORMS ===</w:t>
+      </w:r>
+    </w:p>
+    <w:p>
+      <w:r>
+        <w:t xml:space="preserve">Vercel URL: https://xskullx-auto-772.vercel.app</w:t>
+      </w:r>
+    </w:p>
+    <w:p>
+      <w:r>
+        <w:t xml:space="preserve">GitHub Repo: https://github.com/Gamer69a/XSKULLX3</w:t>
+      </w:r>
+    </w:p>
+    <w:p>
+      <w:r>
+        <w:t xml:space="preserve">npm Registry: https://www.npmjs.com/package/xskullx-auto-772-pkg</w:t>
+      </w:r>
+    </w:p>
+    <w:p/>
+    <w:p>
+      <w:r>
+        <w:t xml:space="preserve">=== AUTO-UPDATING CDN LINKS (ALWAYS LATEST) ===</w:t>
+      </w:r>
+    </w:p>
+    <w:p>
+      <w:r>
+        <w:t xml:space="preserve">UNPKG Latest: https://unpkg.com/xskullx-auto-772-pkg/index.html</w:t>
+      </w:r>
+    </w:p>
+    <w:p>
+      <w:r>
+        <w:t xml:space="preserve">jsDelivr Latest: https://cdn.jsdelivr.net/npm/xskullx-auto-772-pkg/index.html</w:t>
+      </w:r>
+    </w:p>
+    <w:p/>
+    <w:p>
+      <w:r>
+        <w:t xml:space="preserve">=== PINNED VERSION ARCHIVE ===</w:t>
+      </w:r>
+    </w:p>
+    <w:p>
+      <w:r>
+        <w:t xml:space="preserve">jsDelivr (GitHub): https://cdn.jsdelivr.net/gh/gamer69a/xskullx-auto-772@main/index.html</w:t>
+      </w:r>
+    </w:p>
+    <w:p>
+      <w:r>
+        <w:t xml:space="preserve">jsDelivr (Commit Hash): https://cdn.jsdelivr.net/gh/gamer69a/xskullx-auto-772@HEAD/index.html</w:t>
+      </w:r>
+    </w:p>
+    <w:p>
+      <w:r>
+        <w:t xml:space="preserve">rawgit.hack: https://rawgit.hack.workers.dev/gamer69a/xskullx-auto-772/main/index.html</w:t>
+      </w:r>
+    </w:p>
+    <w:p>
+      <w:r>
+        <w:t xml:space="preserve">HTMLPreview: https://htmlpreview.github.io/?https://github.com/gamer69a/xskullx-auto-772/blob/main/index.html</w:t>
+      </w:r>
+    </w:p>
+    <w:p>
+      <w:r>
+        <w:t xml:space="preserve">Skypack (ESM): https://cdn.skypack.dev/xskullx-auto-772-pkg</w:t>
+      </w:r>
+    </w:p>
+    <w:p/>
+    <w:p>
+      <w:pPr>
+        <w:pStyle w:val="Heading2"/>
+      </w:pPr>
+      <w:r>
+        <w:t xml:space="preserve">Instance: xskullx-auto-773 (9/5/2026, 10:10:03 PM)</w:t>
+      </w:r>
+    </w:p>
+    <w:p>
+      <w:r>
+        <w:t xml:space="preserve">=== SOURCE PLATFORMS ===</w:t>
+      </w:r>
+    </w:p>
+    <w:p>
+      <w:r>
+        <w:t xml:space="preserve">Vercel URL: https://xskullx-auto-773.vercel.app</w:t>
+      </w:r>
+    </w:p>
+    <w:p>
+      <w:r>
+        <w:t xml:space="preserve">GitHub Repo: https://github.com/Gamer69a/XSKULLX3</w:t>
+      </w:r>
+    </w:p>
+    <w:p>
+      <w:r>
+        <w:t xml:space="preserve">npm Registry: https://www.npmjs.com/package/xskullx-auto-773-pkg</w:t>
+      </w:r>
+    </w:p>
+    <w:p/>
+    <w:p>
+      <w:r>
+        <w:t xml:space="preserve">=== AUTO-UPDATING CDN LINKS (ALWAYS LATEST) ===</w:t>
+      </w:r>
+    </w:p>
+    <w:p>
+      <w:r>
+        <w:t xml:space="preserve">UNPKG Latest: https://unpkg.com/xskullx-auto-773-pkg/index.html</w:t>
+      </w:r>
+    </w:p>
+    <w:p>
+      <w:r>
+        <w:t xml:space="preserve">jsDelivr Latest: https://cdn.jsdelivr.net/npm/xskullx-auto-773-pkg/index.html</w:t>
+      </w:r>
+    </w:p>
+    <w:p/>
+    <w:p>
+      <w:r>
+        <w:t xml:space="preserve">=== PINNED VERSION ARCHIVE ===</w:t>
+      </w:r>
+    </w:p>
+    <w:p>
+      <w:r>
+        <w:t xml:space="preserve">jsDelivr (GitHub): https://cdn.jsdelivr.net/gh/gamer69a/xskullx-auto-773@main/index.html</w:t>
+      </w:r>
+    </w:p>
+    <w:p>
+      <w:r>
+        <w:t xml:space="preserve">jsDelivr (Commit Hash): https://cdn.jsdelivr.net/gh/gamer69a/xskullx-auto-773@HEAD/index.html</w:t>
+      </w:r>
+    </w:p>
+    <w:p>
+      <w:r>
+        <w:t xml:space="preserve">rawgit.hack: https://rawgit.hack.workers.dev/gamer69a/xskullx-auto-773/main/index.html</w:t>
+      </w:r>
+    </w:p>
+    <w:p>
+      <w:r>
+        <w:t xml:space="preserve">HTMLPreview: https://htmlpreview.github.io/?https://github.com/gamer69a/xskullx-auto-773/blob/main/index.html</w:t>
+      </w:r>
+    </w:p>
+    <w:p>
+      <w:r>
+        <w:t xml:space="preserve">Skypack (ESM): https://cdn.skypack.dev/xskullx-auto-773-pkg</w:t>
       </w:r>
     </w:p>
     <w:p/>
